--- a/src/main/resources/com/example/museumcatalog/templates/permanent_acceptance.docx
+++ b/src/main/resources/com/example/museumcatalog/templates/permanent_acceptance.docx
@@ -319,6 +319,7 @@
     <w:p>
       <w:pPr>
         <w:pStyle w:val="a3"/>
+        <w:jc w:val="both"/>
         <w:rPr>
           <w:rFonts w:ascii="Times New Roman" w:hAnsi="Times New Roman" w:cs="Times New Roman"/>
           <w:sz w:val="28"/>
@@ -339,16 +340,15 @@
           <w:sz w:val="28"/>
           <w:szCs w:val="28"/>
         </w:rPr>
-        <w:t xml:space="preserve">Настоящий акт составлен в том, что музей в лице своих </w:t>
-      </w:r>
-      <w:proofErr w:type="gramStart"/>
-      <w:r>
-        <w:rPr>
-          <w:rFonts w:ascii="Times New Roman" w:hAnsi="Times New Roman" w:cs="Times New Roman"/>
-          <w:sz w:val="28"/>
-          <w:szCs w:val="28"/>
-        </w:rPr>
-        <w:t xml:space="preserve">уполномоченных </w:t>
+        <w:t>Настоящий акт составлен в том, что му</w:t>
+      </w:r>
+      <w:r>
+        <w:rPr>
+          <w:rFonts w:ascii="Times New Roman" w:hAnsi="Times New Roman" w:cs="Times New Roman"/>
+          <w:sz w:val="28"/>
+          <w:szCs w:val="28"/>
+        </w:rPr>
+        <w:t>зей в лице своих уполномоченных</w:t>
       </w:r>
       <w:r>
         <w:rPr>
@@ -358,28 +358,7 @@
           <w:szCs w:val="28"/>
           <w:u w:val="single"/>
         </w:rPr>
-        <w:t xml:space="preserve"> храни</w:t>
-      </w:r>
-      <w:r>
-        <w:rPr>
-          <w:rFonts w:ascii="Times New Roman" w:hAnsi="Times New Roman" w:cs="Times New Roman"/>
-          <w:i/>
-          <w:sz w:val="28"/>
-          <w:szCs w:val="28"/>
-          <w:u w:val="single"/>
-        </w:rPr>
-        <w:t>теля</w:t>
-      </w:r>
-      <w:proofErr w:type="gramEnd"/>
-      <w:r>
-        <w:rPr>
-          <w:rFonts w:ascii="Times New Roman" w:hAnsi="Times New Roman" w:cs="Times New Roman"/>
-          <w:i/>
-          <w:sz w:val="28"/>
-          <w:szCs w:val="28"/>
-          <w:u w:val="single"/>
-        </w:rPr>
-        <w:t xml:space="preserve"> музейных предметов  </w:t>
+        <w:t xml:space="preserve"> </w:t>
       </w:r>
       <w:r>
         <w:rPr>
@@ -430,6 +409,7 @@
     <w:p>
       <w:pPr>
         <w:pStyle w:val="a3"/>
+        <w:jc w:val="both"/>
         <w:rPr>
           <w:rFonts w:ascii="Times New Roman" w:hAnsi="Times New Roman" w:cs="Times New Roman"/>
           <w:sz w:val="28"/>
@@ -479,10 +459,13 @@
         </w:rPr>
         <w:t>}</w:t>
       </w:r>
+      <w:bookmarkStart w:id="0" w:name="_GoBack"/>
+      <w:bookmarkEnd w:id="0"/>
     </w:p>
     <w:p>
       <w:pPr>
         <w:pStyle w:val="a3"/>
+        <w:jc w:val="both"/>
         <w:rPr>
           <w:rFonts w:ascii="Times New Roman" w:hAnsi="Times New Roman" w:cs="Times New Roman"/>
           <w:sz w:val="28"/>
@@ -705,8 +688,6 @@
                 <w:szCs w:val="28"/>
               </w:rPr>
             </w:pPr>
-            <w:bookmarkStart w:id="0" w:name="_GoBack"/>
-            <w:bookmarkEnd w:id="0"/>
           </w:p>
         </w:tc>
         <w:tc>
